--- a/klagomål/A 62373-2025 FSC-klagomål.docx
+++ b/klagomål/A 62373-2025 FSC-klagomål.docx
@@ -662,7 +662,7 @@
     <w:r>
       <w:tab/>
       <w:tab/>
-      <w:t>2025-12-19</w:t>
+      <w:t>2025-12-20</w:t>
       <w:br/>
       <w:br/>
     </w:r>

--- a/klagomål/A 62373-2025 FSC-klagomål.docx
+++ b/klagomål/A 62373-2025 FSC-klagomål.docx
@@ -662,7 +662,7 @@
     <w:r>
       <w:tab/>
       <w:tab/>
-      <w:t>2025-12-20</w:t>
+      <w:t>2025-12-21</w:t>
       <w:br/>
       <w:br/>
     </w:r>

--- a/klagomål/A 62373-2025 FSC-klagomål.docx
+++ b/klagomål/A 62373-2025 FSC-klagomål.docx
@@ -662,7 +662,7 @@
     <w:r>
       <w:tab/>
       <w:tab/>
-      <w:t>2025-12-21</w:t>
+      <w:t>2025-12-22</w:t>
       <w:br/>
       <w:br/>
     </w:r>

--- a/klagomål/A 62373-2025 FSC-klagomål.docx
+++ b/klagomål/A 62373-2025 FSC-klagomål.docx
@@ -662,7 +662,7 @@
     <w:r>
       <w:tab/>
       <w:tab/>
-      <w:t>2025-12-22</w:t>
+      <w:t>2025-12-26</w:t>
       <w:br/>
       <w:br/>
     </w:r>

--- a/klagomål/A 62373-2025 FSC-klagomål.docx
+++ b/klagomål/A 62373-2025 FSC-klagomål.docx
@@ -662,7 +662,7 @@
     <w:r>
       <w:tab/>
       <w:tab/>
-      <w:t>2025-12-26</w:t>
+      <w:t>2025-12-28</w:t>
       <w:br/>
       <w:br/>
     </w:r>

--- a/klagomål/A 62373-2025 FSC-klagomål.docx
+++ b/klagomål/A 62373-2025 FSC-klagomål.docx
@@ -662,7 +662,7 @@
     <w:r>
       <w:tab/>
       <w:tab/>
-      <w:t>2025-12-28</w:t>
+      <w:t>2025-12-29</w:t>
       <w:br/>
       <w:br/>
     </w:r>

--- a/klagomål/A 62373-2025 FSC-klagomål.docx
+++ b/klagomål/A 62373-2025 FSC-klagomål.docx
@@ -662,7 +662,7 @@
     <w:r>
       <w:tab/>
       <w:tab/>
-      <w:t>2025-12-29</w:t>
+      <w:t>2025-12-30</w:t>
       <w:br/>
       <w:br/>
     </w:r>

--- a/klagomål/A 62373-2025 FSC-klagomål.docx
+++ b/klagomål/A 62373-2025 FSC-klagomål.docx
@@ -662,7 +662,7 @@
     <w:r>
       <w:tab/>
       <w:tab/>
-      <w:t>2025-12-30</w:t>
+      <w:t>2025-12-31</w:t>
       <w:br/>
       <w:br/>
     </w:r>

--- a/klagomål/A 62373-2025 FSC-klagomål.docx
+++ b/klagomål/A 62373-2025 FSC-klagomål.docx
@@ -662,7 +662,7 @@
     <w:r>
       <w:tab/>
       <w:tab/>
-      <w:t>2025-12-31</w:t>
+      <w:t>2026-01-03</w:t>
       <w:br/>
       <w:br/>
     </w:r>

--- a/klagomål/A 62373-2025 FSC-klagomål.docx
+++ b/klagomål/A 62373-2025 FSC-klagomål.docx
@@ -662,7 +662,7 @@
     <w:r>
       <w:tab/>
       <w:tab/>
-      <w:t>2026-01-07</w:t>
+      <w:t>2026-01-08</w:t>
       <w:br/>
       <w:br/>
     </w:r>

--- a/klagomål/A 62373-2025 FSC-klagomål.docx
+++ b/klagomål/A 62373-2025 FSC-klagomål.docx
@@ -662,7 +662,7 @@
     <w:r>
       <w:tab/>
       <w:tab/>
-      <w:t>2026-01-08</w:t>
+      <w:t>2026-01-09</w:t>
       <w:br/>
       <w:br/>
     </w:r>

--- a/klagomål/A 62373-2025 FSC-klagomål.docx
+++ b/klagomål/A 62373-2025 FSC-klagomål.docx
@@ -662,7 +662,7 @@
     <w:r>
       <w:tab/>
       <w:tab/>
-      <w:t>2026-01-09</w:t>
+      <w:t>2026-01-10</w:t>
       <w:br/>
       <w:br/>
     </w:r>

--- a/klagomål/A 62373-2025 FSC-klagomål.docx
+++ b/klagomål/A 62373-2025 FSC-klagomål.docx
@@ -662,7 +662,7 @@
     <w:r>
       <w:tab/>
       <w:tab/>
-      <w:t>2026-01-10</w:t>
+      <w:t>2026-01-11</w:t>
       <w:br/>
       <w:br/>
     </w:r>

--- a/klagomål/A 62373-2025 FSC-klagomål.docx
+++ b/klagomål/A 62373-2025 FSC-klagomål.docx
@@ -662,7 +662,7 @@
     <w:r>
       <w:tab/>
       <w:tab/>
-      <w:t>2026-01-11</w:t>
+      <w:t>2026-01-12</w:t>
       <w:br/>
       <w:br/>
     </w:r>

--- a/klagomål/A 62373-2025 FSC-klagomål.docx
+++ b/klagomål/A 62373-2025 FSC-klagomål.docx
@@ -662,7 +662,7 @@
     <w:r>
       <w:tab/>
       <w:tab/>
-      <w:t>2026-01-12</w:t>
+      <w:t>2026-01-13</w:t>
       <w:br/>
       <w:br/>
     </w:r>

--- a/klagomål/A 62373-2025 FSC-klagomål.docx
+++ b/klagomål/A 62373-2025 FSC-klagomål.docx
@@ -662,7 +662,7 @@
     <w:r>
       <w:tab/>
       <w:tab/>
-      <w:t>2026-01-13</w:t>
+      <w:t>2026-01-14</w:t>
       <w:br/>
       <w:br/>
     </w:r>

--- a/klagomål/A 62373-2025 FSC-klagomål.docx
+++ b/klagomål/A 62373-2025 FSC-klagomål.docx
@@ -662,7 +662,7 @@
     <w:r>
       <w:tab/>
       <w:tab/>
-      <w:t>2026-01-14</w:t>
+      <w:t>2026-01-15</w:t>
       <w:br/>
       <w:br/>
     </w:r>

--- a/klagomål/A 62373-2025 FSC-klagomål.docx
+++ b/klagomål/A 62373-2025 FSC-klagomål.docx
@@ -662,7 +662,7 @@
     <w:r>
       <w:tab/>
       <w:tab/>
-      <w:t>2026-01-15</w:t>
+      <w:t>2026-01-16</w:t>
       <w:br/>
       <w:br/>
     </w:r>

--- a/klagomål/A 62373-2025 FSC-klagomål.docx
+++ b/klagomål/A 62373-2025 FSC-klagomål.docx
@@ -662,7 +662,7 @@
     <w:r>
       <w:tab/>
       <w:tab/>
-      <w:t>2026-01-16</w:t>
+      <w:t>2026-01-17</w:t>
       <w:br/>
       <w:br/>
     </w:r>

--- a/klagomål/A 62373-2025 FSC-klagomål.docx
+++ b/klagomål/A 62373-2025 FSC-klagomål.docx
@@ -662,7 +662,7 @@
     <w:r>
       <w:tab/>
       <w:tab/>
-      <w:t>2026-01-17</w:t>
+      <w:t>2026-01-18</w:t>
       <w:br/>
       <w:br/>
     </w:r>

--- a/klagomål/A 62373-2025 FSC-klagomål.docx
+++ b/klagomål/A 62373-2025 FSC-klagomål.docx
@@ -662,7 +662,7 @@
     <w:r>
       <w:tab/>
       <w:tab/>
-      <w:t>2026-01-18</w:t>
+      <w:t>2026-01-19</w:t>
       <w:br/>
       <w:br/>
     </w:r>

--- a/klagomål/A 62373-2025 FSC-klagomål.docx
+++ b/klagomål/A 62373-2025 FSC-klagomål.docx
@@ -662,7 +662,7 @@
     <w:r>
       <w:tab/>
       <w:tab/>
-      <w:t>2026-01-19</w:t>
+      <w:t>2026-01-20</w:t>
       <w:br/>
       <w:br/>
     </w:r>

--- a/klagomål/A 62373-2025 FSC-klagomål.docx
+++ b/klagomål/A 62373-2025 FSC-klagomål.docx
@@ -662,7 +662,7 @@
     <w:r>
       <w:tab/>
       <w:tab/>
-      <w:t>2026-01-20</w:t>
+      <w:t>2026-01-21</w:t>
       <w:br/>
       <w:br/>
     </w:r>

--- a/klagomål/A 62373-2025 FSC-klagomål.docx
+++ b/klagomål/A 62373-2025 FSC-klagomål.docx
@@ -662,7 +662,7 @@
     <w:r>
       <w:tab/>
       <w:tab/>
-      <w:t>2026-01-21</w:t>
+      <w:t>2026-01-23</w:t>
       <w:br/>
       <w:br/>
     </w:r>

--- a/klagomål/A 62373-2025 FSC-klagomål.docx
+++ b/klagomål/A 62373-2025 FSC-klagomål.docx
@@ -662,7 +662,7 @@
     <w:r>
       <w:tab/>
       <w:tab/>
-      <w:t>2026-01-23</w:t>
+      <w:t>2026-01-24</w:t>
       <w:br/>
       <w:br/>
     </w:r>

--- a/klagomål/A 62373-2025 FSC-klagomål.docx
+++ b/klagomål/A 62373-2025 FSC-klagomål.docx
@@ -662,7 +662,7 @@
     <w:r>
       <w:tab/>
       <w:tab/>
-      <w:t>2026-01-24</w:t>
+      <w:t>2026-01-25</w:t>
       <w:br/>
       <w:br/>
     </w:r>

--- a/klagomål/A 62373-2025 FSC-klagomål.docx
+++ b/klagomål/A 62373-2025 FSC-klagomål.docx
@@ -662,7 +662,7 @@
     <w:r>
       <w:tab/>
       <w:tab/>
-      <w:t>2026-01-25</w:t>
+      <w:t>2026-01-26</w:t>
       <w:br/>
       <w:br/>
     </w:r>

--- a/klagomål/A 62373-2025 FSC-klagomål.docx
+++ b/klagomål/A 62373-2025 FSC-klagomål.docx
@@ -662,7 +662,7 @@
     <w:r>
       <w:tab/>
       <w:tab/>
-      <w:t>2026-01-26</w:t>
+      <w:t>2026-01-27</w:t>
       <w:br/>
       <w:br/>
     </w:r>

--- a/klagomål/A 62373-2025 FSC-klagomål.docx
+++ b/klagomål/A 62373-2025 FSC-klagomål.docx
@@ -662,7 +662,7 @@
     <w:r>
       <w:tab/>
       <w:tab/>
-      <w:t>2026-01-27</w:t>
+      <w:t>2026-01-28</w:t>
       <w:br/>
       <w:br/>
     </w:r>

--- a/klagomål/A 62373-2025 FSC-klagomål.docx
+++ b/klagomål/A 62373-2025 FSC-klagomål.docx
@@ -112,7 +112,7 @@
         <w:pStyle w:val="ListBullet"/>
       </w:pPr>
       <w:r>
-        <w:t>Om ett ombud (tex Norra skog eller Mellanskog) avverkningsanmäler en skog med naturvärden motsvarande nyckelbiotops kvalité men markägaren inte är FSC certifierad, bör du skicka in ett FSC kontrollerat virke klagomål. Då ska klagomålet skickas till ombudsföretaget.</w:t>
+        <w:t>Om ett ombud (tex Norra skog eller Mellanskog) avverkningsanmäler en skog med naturvärden motsvarande nyckelbiotops kvalitet men markägaren inte är FSC certifierad, bör du skicka in ett FSC kontrollerat virke klagomål. Då ska klagomålet skickas till ombudsföretaget.</w:t>
       </w:r>
     </w:p>
     <w:p>
@@ -254,7 +254,16 @@
         <w:t xml:space="preserve">Motaggsvamp (NT) </w:t>
       </w:r>
       <w:r>
-        <w:t>bildar mykorrhiza med tall i tallskog och hittas huvudsakligen i äldre, glesare skogsbestånd och hällmarksimpediment. Arten hotas främst av skogsavverkning och tycks försvinna efter slutavverkning, markberedning och plantering (SLU Artdatabanken, 2024).</w:t>
+        <w:t xml:space="preserve">bildar mykorrhiza med tall i tallskog och hittas huvudsakligen i äldre, glesare skogsbestånd och hällmarksimpediment. Arten hotas främst av skogsavverkning och tycks försvinna efter slutavverkning, markberedning och plantering. Motaggsvamp är typisk art för </w:t>
+      </w:r>
+      <w:r>
+        <w:rPr>
+          <w:i/>
+        </w:rPr>
+        <w:t>9010 Taiga</w:t>
+      </w:r>
+      <w:r>
+        <w:t xml:space="preserve"> (SLU Artdatabanken, 2024).</w:t>
       </w:r>
     </w:p>
     <w:p>
@@ -662,7 +671,7 @@
     <w:r>
       <w:tab/>
       <w:tab/>
-      <w:t>2026-01-28</w:t>
+      <w:t>2026-01-29</w:t>
       <w:br/>
       <w:br/>
     </w:r>

--- a/klagomål/A 62373-2025 FSC-klagomål.docx
+++ b/klagomål/A 62373-2025 FSC-klagomål.docx
@@ -671,7 +671,7 @@
     <w:r>
       <w:tab/>
       <w:tab/>
-      <w:t>2026-01-29</w:t>
+      <w:t>2026-01-30</w:t>
       <w:br/>
       <w:br/>
     </w:r>

--- a/klagomål/A 62373-2025 FSC-klagomål.docx
+++ b/klagomål/A 62373-2025 FSC-klagomål.docx
@@ -671,7 +671,7 @@
     <w:r>
       <w:tab/>
       <w:tab/>
-      <w:t>2026-01-30</w:t>
+      <w:t>2026-01-31</w:t>
       <w:br/>
       <w:br/>
     </w:r>

--- a/klagomål/A 62373-2025 FSC-klagomål.docx
+++ b/klagomål/A 62373-2025 FSC-klagomål.docx
@@ -671,7 +671,7 @@
     <w:r>
       <w:tab/>
       <w:tab/>
-      <w:t>2026-03-01</w:t>
+      <w:t>2026-03-02</w:t>
       <w:br/>
       <w:br/>
     </w:r>

--- a/klagomål/A 62373-2025 FSC-klagomål.docx
+++ b/klagomål/A 62373-2025 FSC-klagomål.docx
@@ -671,7 +671,7 @@
     <w:r>
       <w:tab/>
       <w:tab/>
-      <w:t>2026-03-02</w:t>
+      <w:t>2026-03-03</w:t>
       <w:br/>
       <w:br/>
     </w:r>

--- a/klagomål/A 62373-2025 FSC-klagomål.docx
+++ b/klagomål/A 62373-2025 FSC-klagomål.docx
@@ -671,7 +671,7 @@
     <w:r>
       <w:tab/>
       <w:tab/>
-      <w:t>2026-03-03</w:t>
+      <w:t>2026-03-04</w:t>
       <w:br/>
       <w:br/>
     </w:r>

--- a/klagomål/A 62373-2025 FSC-klagomål.docx
+++ b/klagomål/A 62373-2025 FSC-klagomål.docx
@@ -671,7 +671,7 @@
     <w:r>
       <w:tab/>
       <w:tab/>
-      <w:t>2026-03-04</w:t>
+      <w:t>2026-03-05</w:t>
       <w:br/>
       <w:br/>
     </w:r>

--- a/klagomål/A 62373-2025 FSC-klagomål.docx
+++ b/klagomål/A 62373-2025 FSC-klagomål.docx
@@ -671,7 +671,7 @@
     <w:r>
       <w:tab/>
       <w:tab/>
-      <w:t>2026-03-05</w:t>
+      <w:t>2026-03-06</w:t>
       <w:br/>
       <w:br/>
     </w:r>

--- a/klagomål/A 62373-2025 FSC-klagomål.docx
+++ b/klagomål/A 62373-2025 FSC-klagomål.docx
@@ -671,7 +671,7 @@
     <w:r>
       <w:tab/>
       <w:tab/>
-      <w:t>2026-03-06</w:t>
+      <w:t>2026-03-07</w:t>
       <w:br/>
       <w:br/>
     </w:r>

--- a/klagomål/A 62373-2025 FSC-klagomål.docx
+++ b/klagomål/A 62373-2025 FSC-klagomål.docx
@@ -671,7 +671,7 @@
     <w:r>
       <w:tab/>
       <w:tab/>
-      <w:t>2026-03-07</w:t>
+      <w:t>2026-03-08</w:t>
       <w:br/>
       <w:br/>
     </w:r>

--- a/klagomål/A 62373-2025 FSC-klagomål.docx
+++ b/klagomål/A 62373-2025 FSC-klagomål.docx
@@ -671,7 +671,7 @@
     <w:r>
       <w:tab/>
       <w:tab/>
-      <w:t>2026-03-08</w:t>
+      <w:t>2026-03-09</w:t>
       <w:br/>
       <w:br/>
     </w:r>

--- a/klagomål/A 62373-2025 FSC-klagomål.docx
+++ b/klagomål/A 62373-2025 FSC-klagomål.docx
@@ -671,7 +671,7 @@
     <w:r>
       <w:tab/>
       <w:tab/>
-      <w:t>2026-03-09</w:t>
+      <w:t>2026-03-10</w:t>
       <w:br/>
       <w:br/>
     </w:r>

--- a/klagomål/A 62373-2025 FSC-klagomål.docx
+++ b/klagomål/A 62373-2025 FSC-klagomål.docx
@@ -671,7 +671,7 @@
     <w:r>
       <w:tab/>
       <w:tab/>
-      <w:t>2026-03-10</w:t>
+      <w:t>2026-03-11</w:t>
       <w:br/>
       <w:br/>
     </w:r>

--- a/klagomål/A 62373-2025 FSC-klagomål.docx
+++ b/klagomål/A 62373-2025 FSC-klagomål.docx
@@ -671,7 +671,7 @@
     <w:r>
       <w:tab/>
       <w:tab/>
-      <w:t>2026-03-11</w:t>
+      <w:t>2026-03-12</w:t>
       <w:br/>
       <w:br/>
     </w:r>

--- a/klagomål/A 62373-2025 FSC-klagomål.docx
+++ b/klagomål/A 62373-2025 FSC-klagomål.docx
@@ -671,7 +671,7 @@
     <w:r>
       <w:tab/>
       <w:tab/>
-      <w:t>2026-03-12</w:t>
+      <w:t>2026-03-13</w:t>
       <w:br/>
       <w:br/>
     </w:r>

--- a/klagomål/A 62373-2025 FSC-klagomål.docx
+++ b/klagomål/A 62373-2025 FSC-klagomål.docx
@@ -671,7 +671,7 @@
     <w:r>
       <w:tab/>
       <w:tab/>
-      <w:t>2026-03-13</w:t>
+      <w:t>2026-03-16</w:t>
       <w:br/>
       <w:br/>
     </w:r>

--- a/klagomål/A 62373-2025 FSC-klagomål.docx
+++ b/klagomål/A 62373-2025 FSC-klagomål.docx
@@ -671,7 +671,7 @@
     <w:r>
       <w:tab/>
       <w:tab/>
-      <w:t>2026-03-16</w:t>
+      <w:t>2026-03-17</w:t>
       <w:br/>
       <w:br/>
     </w:r>

--- a/klagomål/A 62373-2025 FSC-klagomål.docx
+++ b/klagomål/A 62373-2025 FSC-klagomål.docx
@@ -671,7 +671,7 @@
     <w:r>
       <w:tab/>
       <w:tab/>
-      <w:t>2026-03-17</w:t>
+      <w:t>2026-03-18</w:t>
       <w:br/>
       <w:br/>
     </w:r>

--- a/klagomål/A 62373-2025 FSC-klagomål.docx
+++ b/klagomål/A 62373-2025 FSC-klagomål.docx
@@ -671,7 +671,7 @@
     <w:r>
       <w:tab/>
       <w:tab/>
-      <w:t>2026-03-18</w:t>
+      <w:t>2026-03-19</w:t>
       <w:br/>
       <w:br/>
     </w:r>

--- a/klagomål/A 62373-2025 FSC-klagomål.docx
+++ b/klagomål/A 62373-2025 FSC-klagomål.docx
@@ -671,7 +671,7 @@
     <w:r>
       <w:tab/>
       <w:tab/>
-      <w:t>2026-03-19</w:t>
+      <w:t>2026-03-20</w:t>
       <w:br/>
       <w:br/>
     </w:r>

--- a/klagomål/A 62373-2025 FSC-klagomål.docx
+++ b/klagomål/A 62373-2025 FSC-klagomål.docx
@@ -671,7 +671,7 @@
     <w:r>
       <w:tab/>
       <w:tab/>
-      <w:t>2026-03-20</w:t>
+      <w:t>2026-03-21</w:t>
       <w:br/>
       <w:br/>
     </w:r>

--- a/klagomål/A 62373-2025 FSC-klagomål.docx
+++ b/klagomål/A 62373-2025 FSC-klagomål.docx
@@ -671,7 +671,7 @@
     <w:r>
       <w:tab/>
       <w:tab/>
-      <w:t>2026-03-21</w:t>
+      <w:t>2026-03-22</w:t>
       <w:br/>
       <w:br/>
     </w:r>

--- a/klagomål/A 62373-2025 FSC-klagomål.docx
+++ b/klagomål/A 62373-2025 FSC-klagomål.docx
@@ -671,7 +671,7 @@
     <w:r>
       <w:tab/>
       <w:tab/>
-      <w:t>2026-03-22</w:t>
+      <w:t>2026-03-23</w:t>
       <w:br/>
       <w:br/>
     </w:r>

--- a/klagomål/A 62373-2025 FSC-klagomål.docx
+++ b/klagomål/A 62373-2025 FSC-klagomål.docx
@@ -671,7 +671,7 @@
     <w:r>
       <w:tab/>
       <w:tab/>
-      <w:t>2026-03-23</w:t>
+      <w:t>2026-03-24</w:t>
       <w:br/>
       <w:br/>
     </w:r>

--- a/klagomål/A 62373-2025 FSC-klagomål.docx
+++ b/klagomål/A 62373-2025 FSC-klagomål.docx
@@ -671,7 +671,7 @@
     <w:r>
       <w:tab/>
       <w:tab/>
-      <w:t>2026-03-24</w:t>
+      <w:t>2026-03-25</w:t>
       <w:br/>
       <w:br/>
     </w:r>

--- a/klagomål/A 62373-2025 FSC-klagomål.docx
+++ b/klagomål/A 62373-2025 FSC-klagomål.docx
@@ -671,7 +671,7 @@
     <w:r>
       <w:tab/>
       <w:tab/>
-      <w:t>2026-03-25</w:t>
+      <w:t>2026-03-26</w:t>
       <w:br/>
       <w:br/>
     </w:r>

--- a/klagomål/A 62373-2025 FSC-klagomål.docx
+++ b/klagomål/A 62373-2025 FSC-klagomål.docx
@@ -671,7 +671,7 @@
     <w:r>
       <w:tab/>
       <w:tab/>
-      <w:t>2026-03-26</w:t>
+      <w:t>2026-03-27</w:t>
       <w:br/>
       <w:br/>
     </w:r>

--- a/klagomål/A 62373-2025 FSC-klagomål.docx
+++ b/klagomål/A 62373-2025 FSC-klagomål.docx
@@ -671,7 +671,7 @@
     <w:r>
       <w:tab/>
       <w:tab/>
-      <w:t>2026-03-27</w:t>
+      <w:t>2026-03-28</w:t>
       <w:br/>
       <w:br/>
     </w:r>

--- a/klagomål/A 62373-2025 FSC-klagomål.docx
+++ b/klagomål/A 62373-2025 FSC-klagomål.docx
@@ -671,7 +671,7 @@
     <w:r>
       <w:tab/>
       <w:tab/>
-      <w:t>2026-03-28</w:t>
+      <w:t>2026-03-29</w:t>
       <w:br/>
       <w:br/>
     </w:r>

--- a/klagomål/A 62373-2025 FSC-klagomål.docx
+++ b/klagomål/A 62373-2025 FSC-klagomål.docx
@@ -671,7 +671,7 @@
     <w:r>
       <w:tab/>
       <w:tab/>
-      <w:t>2026-03-29</w:t>
+      <w:t>2026-03-30</w:t>
       <w:br/>
       <w:br/>
     </w:r>

--- a/klagomål/A 62373-2025 FSC-klagomål.docx
+++ b/klagomål/A 62373-2025 FSC-klagomål.docx
@@ -671,7 +671,7 @@
     <w:r>
       <w:tab/>
       <w:tab/>
-      <w:t>2026-03-30</w:t>
+      <w:t>2026-03-31</w:t>
       <w:br/>
       <w:br/>
     </w:r>

--- a/klagomål/A 62373-2025 FSC-klagomål.docx
+++ b/klagomål/A 62373-2025 FSC-klagomål.docx
@@ -671,7 +671,7 @@
     <w:r>
       <w:tab/>
       <w:tab/>
-      <w:t>2026-03-31</w:t>
+      <w:t>2026-04-01</w:t>
       <w:br/>
       <w:br/>
     </w:r>

--- a/klagomål/A 62373-2025 FSC-klagomål.docx
+++ b/klagomål/A 62373-2025 FSC-klagomål.docx
@@ -671,7 +671,7 @@
     <w:r>
       <w:tab/>
       <w:tab/>
-      <w:t>2026-04-01</w:t>
+      <w:t>2026-04-02</w:t>
       <w:br/>
       <w:br/>
     </w:r>
